--- a/Chapter_03_Basic_Concepts_About_Matter.docx
+++ b/Chapter_03_Basic_Concepts_About_Matter.docx
@@ -14876,12 +14876,41 @@
       <w:r>
         <w:rPr>
           <w:b/>
-          <w:bCs/>
         </w:rPr>
         <w:t xml:space="preserve">Solution: </w:t>
       </w:r>
       <w:r>
-        <w:t>65% of 70.0 kg = 45.5 kg.</w:t>
+        <w:t xml:space="preserve">Mass O = 70.0 </w:t>
+      </w:r>
+      <w:r>
+        <w:rPr>
+          <w:strike w:val="true"/>
+        </w:rPr>
+        <w:t>kg</w:t>
+      </w:r>
+      <w:r>
+        <w:t xml:space="preserve"> body × (65 kg O / 100 </w:t>
+      </w:r>
+      <w:r>
+        <w:rPr>
+          <w:strike w:val="true"/>
+        </w:rPr>
+        <w:t>kg</w:t>
+      </w:r>
+      <w:r>
+        <w:t xml:space="preserve"> body) = 45.5 kg O</w:t>
+      </w:r>
+    </w:p>
+    <w:p>
+      <w:pPr>
+        <w:spacing w:after="160" w:line="300" w:lineRule="auto"/>
+        <w:ind w:left="360"/>
+      </w:pPr>
+      <w:r>
+        <w:rPr>
+          <w:i/>
+        </w:rPr>
+        <w:t>"kg body" cancels using the percent-by-mass factor as a conversion factor; the result is the mass of oxygen (in any chemical form: water, organic molecules, etc.).</w:t>
       </w:r>
     </w:p>
     <w:p>
@@ -15797,12 +15826,37 @@
       <w:r>
         <w:rPr>
           <w:b/>
+        </w:rPr>
+        <w:t xml:space="preserve">Solution: </w:t>
+      </w:r>
+      <w:r>
+        <w:t xml:space="preserve">Mass Fe = 1.0 × 10⁶ </w:t>
+      </w:r>
+      <w:r>
+        <w:rPr>
+          <w:strike w:val="true"/>
+        </w:rPr>
+        <w:t>tons</w:t>
+      </w:r>
+      <w:r>
+        <w:t xml:space="preserve"> crust × (5 tons Fe / 100 </w:t>
+      </w:r>
+      <w:r>
+        <w:rPr>
+          <w:strike w:val="true"/>
+        </w:rPr>
+        <w:t>tons</w:t>
+      </w:r>
+      <w:r>
+        <w:t xml:space="preserve"> crust) = 5 × 10⁴ tons Fe</w:t>
+      </w:r>
+    </w:p>
+    <w:p>
+      <w:r>
+        <w:rPr>
           <w:i/>
         </w:rPr>
-        <w:t xml:space="preserve">Solution: </w:t>
-      </w:r>
-      <w:r>
-        <w:t>0.05 × 1.0 × 10⁶ = 5 × 10⁴ metric tons.</w:t>
+        <w:t>"tons crust" cancels using the 5% mass-abundance factor. Two sig figs (limited by the rough "5%" estimate).</w:t>
       </w:r>
     </w:p>
     <w:p>

--- a/Chapter_03_Basic_Concepts_About_Matter.docx
+++ b/Chapter_03_Basic_Concepts_About_Matter.docx
@@ -17029,6 +17029,217 @@
           <w:bCs/>
         </w:rPr>
         <w:t>Answer Key: 1-C   2-B   3-B   4-C   5-C   6-C   7-C   8-B   9-C   10-C</w:t>
+      </w:r>
+    </w:p>
+    <w:p>
+      <w:pPr>
+        <w:spacing w:after="120" w:line="300" w:lineRule="auto"/>
+      </w:pPr>
+      <w:r>
+        <w:rPr>
+          <w:b/>
+        </w:rPr>
+        <w:t>Answer Key — Worked Rationales</w:t>
+      </w:r>
+    </w:p>
+    <w:p>
+      <w:pPr>
+        <w:spacing w:after="120" w:line="300" w:lineRule="auto"/>
+      </w:pPr>
+      <w:r>
+        <w:rPr>
+          <w:b/>
+        </w:rPr>
+        <w:t xml:space="preserve">1. </w:t>
+      </w:r>
+      <w:r>
+        <w:t xml:space="preserve">C. </w:t>
+      </w:r>
+      <w:r>
+        <w:rPr>
+          <w:i/>
+        </w:rPr>
+        <w:t>Reactivity (with HCl, with O₂, etc.) is a chemical property; density and melting point are physical.</w:t>
+      </w:r>
+    </w:p>
+    <w:p>
+      <w:pPr>
+        <w:spacing w:after="120" w:line="300" w:lineRule="auto"/>
+      </w:pPr>
+      <w:r>
+        <w:rPr>
+          <w:b/>
+        </w:rPr>
+        <w:t xml:space="preserve">2. </w:t>
+      </w:r>
+      <w:r>
+        <w:t xml:space="preserve">B. </w:t>
+      </w:r>
+      <w:r>
+        <w:rPr>
+          <w:i/>
+        </w:rPr>
+        <w:t>Mass scales with how much sample you have — extensive. Density, MP, BP are intensive.</w:t>
+      </w:r>
+    </w:p>
+    <w:p>
+      <w:pPr>
+        <w:spacing w:after="120" w:line="300" w:lineRule="auto"/>
+      </w:pPr>
+      <w:r>
+        <w:rPr>
+          <w:b/>
+        </w:rPr>
+        <w:t xml:space="preserve">3. </w:t>
+      </w:r>
+      <w:r>
+        <w:t xml:space="preserve">B. </w:t>
+      </w:r>
+      <w:r>
+        <w:rPr>
+          <w:i/>
+        </w:rPr>
+        <w:t>Boiling water changes phase but the substance (H₂O) is unchanged — physical change.</w:t>
+      </w:r>
+    </w:p>
+    <w:p>
+      <w:pPr>
+        <w:spacing w:after="120" w:line="300" w:lineRule="auto"/>
+      </w:pPr>
+      <w:r>
+        <w:rPr>
+          <w:b/>
+        </w:rPr>
+        <w:t xml:space="preserve">4. </w:t>
+      </w:r>
+      <w:r>
+        <w:t xml:space="preserve">C. </w:t>
+      </w:r>
+      <w:r>
+        <w:rPr>
+          <w:i/>
+        </w:rPr>
+        <w:t>Granite contains visibly distinct mineral grains (quartz, feldspar, mica) — heterogeneous.</w:t>
+      </w:r>
+    </w:p>
+    <w:p>
+      <w:pPr>
+        <w:spacing w:after="120" w:line="300" w:lineRule="auto"/>
+      </w:pPr>
+      <w:r>
+        <w:rPr>
+          <w:b/>
+        </w:rPr>
+        <w:t xml:space="preserve">5. </w:t>
+      </w:r>
+      <w:r>
+        <w:t xml:space="preserve">C. </w:t>
+      </w:r>
+      <w:r>
+        <w:rPr>
+          <w:i/>
+        </w:rPr>
+        <w:t>H₂O is a compound (two elements combined chemically). O₂ is elemental; Au is an element; brass is an alloy (mixture).</w:t>
+      </w:r>
+    </w:p>
+    <w:p>
+      <w:pPr>
+        <w:spacing w:after="120" w:line="300" w:lineRule="auto"/>
+      </w:pPr>
+      <w:r>
+        <w:rPr>
+          <w:b/>
+        </w:rPr>
+        <w:t xml:space="preserve">6. </w:t>
+      </w:r>
+      <w:r>
+        <w:t xml:space="preserve">C. </w:t>
+      </w:r>
+      <w:r>
+        <w:rPr>
+          <w:i/>
+        </w:rPr>
+        <w:t>Sodium = Na (from Latin natrium).</w:t>
+      </w:r>
+    </w:p>
+    <w:p>
+      <w:pPr>
+        <w:spacing w:after="120" w:line="300" w:lineRule="auto"/>
+      </w:pPr>
+      <w:r>
+        <w:rPr>
+          <w:b/>
+        </w:rPr>
+        <w:t xml:space="preserve">7. </w:t>
+      </w:r>
+      <w:r>
+        <w:t xml:space="preserve">C. </w:t>
+      </w:r>
+      <w:r>
+        <w:rPr>
+          <w:i/>
+        </w:rPr>
+        <w:t>Pb = lead (from Latin plumbum).</w:t>
+      </w:r>
+    </w:p>
+    <w:p>
+      <w:pPr>
+        <w:spacing w:after="120" w:line="300" w:lineRule="auto"/>
+      </w:pPr>
+      <w:r>
+        <w:rPr>
+          <w:b/>
+        </w:rPr>
+        <w:t xml:space="preserve">8. </w:t>
+      </w:r>
+      <w:r>
+        <w:t xml:space="preserve">B. </w:t>
+      </w:r>
+      <w:r>
+        <w:rPr>
+          <w:i/>
+        </w:rPr>
+        <w:t>Oxygen ≈ 46% of the crust by mass — locked into silicates and oxides.</w:t>
+      </w:r>
+    </w:p>
+    <w:p>
+      <w:pPr>
+        <w:spacing w:after="120" w:line="300" w:lineRule="auto"/>
+      </w:pPr>
+      <w:r>
+        <w:rPr>
+          <w:b/>
+        </w:rPr>
+        <w:t xml:space="preserve">9. </w:t>
+      </w:r>
+      <w:r>
+        <w:t xml:space="preserve">C. </w:t>
+      </w:r>
+      <w:r>
+        <w:rPr>
+          <w:i/>
+        </w:rPr>
+        <w:t>Oxygen ≈ 65% of the human body by mass — mostly as the O in water.</w:t>
+      </w:r>
+    </w:p>
+    <w:p>
+      <w:pPr>
+        <w:spacing w:after="120" w:line="300" w:lineRule="auto"/>
+      </w:pPr>
+      <w:r>
+        <w:rPr>
+          <w:b/>
+        </w:rPr>
+        <w:t xml:space="preserve">10. </w:t>
+      </w:r>
+      <w:r>
+        <w:t xml:space="preserve">C. </w:t>
+      </w:r>
+      <w:r>
+        <w:rPr>
+          <w:i/>
+        </w:rPr>
+        <w:t>Distillation separates a homogeneous liquid mixture by exploiting differences in boiling point.</w:t>
       </w:r>
     </w:p>
     <w:p>

--- a/Chapter_03_Basic_Concepts_About_Matter.docx
+++ b/Chapter_03_Basic_Concepts_About_Matter.docx
@@ -56,6 +56,17 @@
       </w:pPr>
       <w:r>
         <w:t>This chapter introduces the language chemists use to describe matter and its changes — the language we will rely on for the rest of the course. We will distinguish physical states (solid, liquid, gas), physical and chemical properties, intensive and extensive properties, physical and chemical changes, pure substances and mixtures, elements and compounds. By the end you will be able to take a sample in front of you and classify it confidently.</w:t>
+      </w:r>
+    </w:p>
+    <w:p>
+      <w:r>
+        <w:rPr>
+          <w:b/>
+        </w:rPr>
+        <w:t xml:space="preserve">Why this matters: </w:t>
+      </w:r>
+      <w:r>
+        <w:t>The vocabulary in this chapter — element vs compound, mixture vs pure substance, physical vs chemical change, intensive vs extensive — is the working language of every later chapter and every chemistry course that follows. Element symbols, in particular, are the alphabet you will read fluently for the rest of the year: Chapter 7 builds compound names from them, Chapter 8 builds mole calculations from them, and Chapter 9 builds balanced equations from them. Beyond this book, the same classification skill is what a pre-med student uses to read a medication's active ingredients and what a pre-engineering student uses to specify alloys and polymers. Slow down here and the rest of the course will speed up.</w:t>
       </w:r>
     </w:p>
     <w:p>
